--- a/长征-抉择-设计方案.docx
+++ b/长征-抉择-设计方案.docx
@@ -3647,6 +3647,14 @@
           <w:szCs w:val="22"/>
         </w:rPr>
         <w:t xml:space="preserve">全景壳、热点组件、回响组件、对决组件、日志面板全项目共用；每幕只换 data 配置 + 场景图 + 小游戏模块。演示样品草地章即第四幕的实现样例。</w:t>
+      </w:r>
+      <w:r>
+        <w:rPr>
+          <w:rFonts w:ascii="Microsoft YaHei" w:cs="Microsoft YaHei" w:eastAsia="Microsoft YaHei" w:hAnsi="Microsoft YaHei"/>
+          <w:sz w:val="22"/>
+          <w:szCs w:val="22"/>
+        </w:rPr>
+        <w:t xml:space="preserve">界面骨架两条：**舞台屏**（人物立绘 + 对白 + 抉择 / 裁决，纸卷从底部升起）与**玩法板**（小游戏专属：题名 + 数值签 + 玩法区）。人物在舞台交代任务，玩法在板上做，结算回舞台——别把玩法塞进对白纸卷里。</w:t>
       </w:r>
     </w:p>
     <w:p>
@@ -19767,7 +19775,7 @@
           <w:sz w:val="22"/>
           <w:szCs w:val="22"/>
         </w:rPr>
-        <w:t xml:space="preserve">在演示样品 demo/ 上扩展为正式工程 changzheng/；保留 Express + 静态前端，不引入重型框架（比赛演示友好）。</w:t>
+        <w:t xml:space="preserve">正式工程从演示样品扩展而来（样品现归档于 _archive/sample/ 与 _archive/demo-v1/，只读参考）；保留 Express + 静态前端，不引入重型框架（比赛演示友好）。</w:t>
       </w:r>
     </w:p>
     <w:p>
@@ -19785,7 +19793,25 @@
           <w:sz w:val="22"/>
           <w:szCs w:val="22"/>
         </w:rPr>
-        <w:t xml:space="preserve">可选：若团队更熟 Vue/React，可只重写 public/ 为 Vite 工程，server 不变。</w:t>
+        <w:t xml:space="preserve">**正式工程已定形**：前端零构建（原生 ES Module + DOM 叙事 + Canvas 小游戏），`npm start` 直接托管；无需任何打包步骤，改文件即生效。</w:t>
+      </w:r>
+    </w:p>
+    <w:p>
+      <w:pPr>
+        <w:pStyle w:val="ListParagraph"/>
+        <w:numPr>
+          <w:ilvl w:val="0"/>
+          <w:numId w:val="2"/>
+        </w:numPr>
+        <w:spacing w:after="50"/>
+      </w:pPr>
+      <w:r>
+        <w:rPr>
+          <w:rFonts w:ascii="Microsoft YaHei" w:cs="Microsoft YaHei" w:eastAsia="Microsoft YaHei" w:hAnsi="Microsoft YaHei"/>
+          <w:sz w:val="22"/>
+          <w:szCs w:val="22"/>
+        </w:rPr>
+        <w:t xml:space="preserve">中文字体自托管（正文宋 / 对白楷 / 标题毛笔 / 档案明朝 / 数字 Garamond，全 OFL），随包分发、跨机字形一致；界面颜色与字号一律取自 `public/css/tokens.css`，由守卫脚本强制。</w:t>
       </w:r>
     </w:p>
     <w:p>
@@ -19796,7 +19822,7 @@
         <w:rPr>
           <w:rFonts w:ascii="Microsoft YaHei" w:cs="Microsoft YaHei" w:eastAsia="Microsoft YaHei" w:hAnsi="Microsoft YaHei"/>
         </w:rPr>
-        <w:t xml:space="preserve">10.2 推荐目录</w:t>
+        <w:t xml:space="preserve">10.2 目录（实际工程）</w:t>
       </w:r>
     </w:p>
     <w:p>
@@ -19813,22 +19839,23 @@
   package.json
   .env.example          # GLM_API_KEY / URL / MODEL / PORT
   server/
-    index.js routes ai.js logger.js config.js
+    index.js            # 路由 + 静态 + gzip
+    ai.js               # VN 侧：提示词 / 真调 / 重试 / 契约校验
+    sim.js              # 沙盘侧世界裁判
+    schema.js           # 响应契约唯一真源（REQUIRED）
+    logger.js           # JSONL 落库（按日文件 + 会话镜像 + 契约戳记）
+    balance.js config.js
   public/
-    index.html
-    css/
-    js/
-      main.js           # 全局 router + act 调度
-      acts/act0.js … act5.js
-      systems/{state,echo,duel,night,logs,audio}.js
-      minigames/{fishing,escort,ferry,luding,climb,path}.js
-      ui.js data.js ai-client.js
-    assets/scenes/ characters/ ui/
-  public/audio/{ambient,sfx,cache}/
-  data/
-    facts.json acts.json hotspots/*.json
-  logs/
-  qa/                   # playwright</w:t>
+    index.html          # 18 个屏：标题/怎么玩/设置/过场/营地/舞台/玩法板/…
+    css/                # fonts → tokens → base → framework（模板+区块）→ components
+    js/                 # main.js（状态机）step.js（交互契约）minigames.js（8 玩法）
+                        # sandbox.js / ui.js / state.js / audio.js / data.js / origin.js
+    assets/scenes|characters|events/    fonts/    audio/{ambient,sfx,cache,reactions}/
+  data/                 # acts.json facts.json sim-visuals.json tts-lines.json
+  logs/                 # 入库样本 sample-full-run.jsonl + 运行时按日日志（不入库）
+  tests/                # unit / e2e（Playwright）/ manual（体检脚本）
+  docs/                 # 交接、架构、QA、设计系统、交付
+</w:t>
       </w:r>
     </w:p>
     <w:p>
@@ -20384,6 +20411,195 @@
           </w:p>
         </w:tc>
       </w:tr>
+      <w:tr>
+        <w:trPr>
+          <w:tblHeader w:val="false"/>
+        </w:trPr>
+        <w:tc>
+          <w:tcPr>
+            <w:tcW w:type="dxa" w:w="2800"/>
+            <w:tcBorders>
+              <w:top w:val="single" w:color="C4B8A0" w:sz="1"/>
+              <w:left w:val="single" w:color="C4B8A0" w:sz="1"/>
+              <w:bottom w:val="single" w:color="C4B8A0" w:sz="1"/>
+              <w:right w:val="single" w:color="C4B8A0" w:sz="1"/>
+            </w:tcBorders>
+            <w:tcMar>
+              <w:top w:type="dxa" w:w="90"/>
+              <w:left w:type="dxa" w:w="120"/>
+              <w:bottom w:type="dxa" w:w="90"/>
+              <w:right w:type="dxa" w:w="120"/>
+            </w:tcMar>
+          </w:tcPr>
+          <w:p>
+            <w:r>
+              <w:rPr>
+                <w:rFonts w:ascii="Microsoft YaHei" w:cs="Microsoft YaHei" w:eastAsia="Microsoft YaHei" w:hAnsi="Microsoft YaHei"/>
+                <w:b w:val="false"/>
+                <w:bCs w:val="false"/>
+                <w:sz w:val="18"/>
+                <w:szCs w:val="18"/>
+              </w:rPr>
+              <w:t xml:space="preserve">玩法塞进对白纸卷</w:t>
+            </w:r>
+          </w:p>
+        </w:tc>
+        <w:tc>
+          <w:tcPr>
+            <w:tcW w:type="dxa" w:w="6560"/>
+            <w:tcBorders>
+              <w:top w:val="single" w:color="C4B8A0" w:sz="1"/>
+              <w:left w:val="single" w:color="C4B8A0" w:sz="1"/>
+              <w:bottom w:val="single" w:color="C4B8A0" w:sz="1"/>
+              <w:right w:val="single" w:color="C4B8A0" w:sz="1"/>
+            </w:tcBorders>
+            <w:tcMar>
+              <w:top w:type="dxa" w:w="90"/>
+              <w:left w:type="dxa" w:w="120"/>
+              <w:bottom w:type="dxa" w:w="90"/>
+              <w:right w:type="dxa" w:w="120"/>
+            </w:tcMar>
+          </w:tcPr>
+          <w:p>
+            <w:r>
+              <w:rPr>
+                <w:rFonts w:ascii="Microsoft YaHei" w:cs="Microsoft YaHei" w:eastAsia="Microsoft YaHei" w:hAnsi="Microsoft YaHei"/>
+                <w:b w:val="false"/>
+                <w:bCs w:val="false"/>
+                <w:sz w:val="18"/>
+                <w:szCs w:val="18"/>
+              </w:rPr>
+              <w:t xml:space="preserve">玩法一律挂玩法板（openBoard），宿主与数值签各只有一处实现</w:t>
+            </w:r>
+          </w:p>
+        </w:tc>
+      </w:tr>
+      <w:tr>
+        <w:trPr>
+          <w:tblHeader w:val="false"/>
+        </w:trPr>
+        <w:tc>
+          <w:tcPr>
+            <w:tcW w:type="dxa" w:w="2800"/>
+            <w:tcBorders>
+              <w:top w:val="single" w:color="C4B8A0" w:sz="1"/>
+              <w:left w:val="single" w:color="C4B8A0" w:sz="1"/>
+              <w:bottom w:val="single" w:color="C4B8A0" w:sz="1"/>
+              <w:right w:val="single" w:color="C4B8A0" w:sz="1"/>
+            </w:tcBorders>
+            <w:tcMar>
+              <w:top w:type="dxa" w:w="90"/>
+              <w:left w:type="dxa" w:w="120"/>
+              <w:bottom w:type="dxa" w:w="90"/>
+              <w:right w:type="dxa" w:w="120"/>
+            </w:tcMar>
+          </w:tcPr>
+          <w:p>
+            <w:r>
+              <w:rPr>
+                <w:rFonts w:ascii="Microsoft YaHei" w:cs="Microsoft YaHei" w:eastAsia="Microsoft YaHei" w:hAnsi="Microsoft YaHei"/>
+                <w:b w:val="false"/>
+                <w:bCs w:val="false"/>
+                <w:sz w:val="18"/>
+                <w:szCs w:val="18"/>
+              </w:rPr>
+              <w:t xml:space="preserve">'看着能点却点不动'的状态</w:t>
+            </w:r>
+          </w:p>
+        </w:tc>
+        <w:tc>
+          <w:tcPr>
+            <w:tcW w:type="dxa" w:w="6560"/>
+            <w:tcBorders>
+              <w:top w:val="single" w:color="C4B8A0" w:sz="1"/>
+              <w:left w:val="single" w:color="C4B8A0" w:sz="1"/>
+              <w:bottom w:val="single" w:color="C4B8A0" w:sz="1"/>
+              <w:right w:val="single" w:color="C4B8A0" w:sz="1"/>
+            </w:tcBorders>
+            <w:tcMar>
+              <w:top w:type="dxa" w:w="90"/>
+              <w:left w:type="dxa" w:w="120"/>
+              <w:bottom w:type="dxa" w:w="90"/>
+              <w:right w:type="dxa" w:w="120"/>
+            </w:tcMar>
+          </w:tcPr>
+          <w:p>
+            <w:r>
+              <w:rPr>
+                <w:rFonts w:ascii="Microsoft YaHei" w:cs="Microsoft YaHei" w:eastAsia="Microsoft YaHei" w:hAnsi="Microsoft YaHei"/>
+                <w:b w:val="false"/>
+                <w:bCs w:val="false"/>
+                <w:sz w:val="18"/>
+                <w:szCs w:val="18"/>
+              </w:rPr>
+              <w:t xml:space="preserve">用过的热点/选项必须当场改 DOM 标记，否则玩家困惑、自动化卡死</w:t>
+            </w:r>
+          </w:p>
+        </w:tc>
+      </w:tr>
+      <w:tr>
+        <w:trPr>
+          <w:tblHeader w:val="false"/>
+        </w:trPr>
+        <w:tc>
+          <w:tcPr>
+            <w:tcW w:type="dxa" w:w="2800"/>
+            <w:tcBorders>
+              <w:top w:val="single" w:color="C4B8A0" w:sz="1"/>
+              <w:left w:val="single" w:color="C4B8A0" w:sz="1"/>
+              <w:bottom w:val="single" w:color="C4B8A0" w:sz="1"/>
+              <w:right w:val="single" w:color="C4B8A0" w:sz="1"/>
+            </w:tcBorders>
+            <w:tcMar>
+              <w:top w:type="dxa" w:w="90"/>
+              <w:left w:type="dxa" w:w="120"/>
+              <w:bottom w:type="dxa" w:w="90"/>
+              <w:right w:type="dxa" w:w="120"/>
+            </w:tcMar>
+          </w:tcPr>
+          <w:p>
+            <w:r>
+              <w:rPr>
+                <w:rFonts w:ascii="Microsoft YaHei" w:cs="Microsoft YaHei" w:eastAsia="Microsoft YaHei" w:hAnsi="Microsoft YaHei"/>
+                <w:b w:val="false"/>
+                <w:bCs w:val="false"/>
+                <w:sz w:val="18"/>
+                <w:szCs w:val="18"/>
+              </w:rPr>
+              <w:t xml:space="preserve">契约校验漏接调用点</w:t>
+            </w:r>
+          </w:p>
+        </w:tc>
+        <w:tc>
+          <w:tcPr>
+            <w:tcW w:type="dxa" w:w="6560"/>
+            <w:tcBorders>
+              <w:top w:val="single" w:color="C4B8A0" w:sz="1"/>
+              <w:left w:val="single" w:color="C4B8A0" w:sz="1"/>
+              <w:bottom w:val="single" w:color="C4B8A0" w:sz="1"/>
+              <w:right w:val="single" w:color="C4B8A0" w:sz="1"/>
+            </w:tcBorders>
+            <w:tcMar>
+              <w:top w:type="dxa" w:w="90"/>
+              <w:left w:type="dxa" w:w="120"/>
+              <w:bottom w:type="dxa" w:w="90"/>
+              <w:right w:type="dxa" w:w="120"/>
+            </w:tcMar>
+          </w:tcPr>
+          <w:p>
+            <w:r>
+              <w:rPr>
+                <w:rFonts w:ascii="Microsoft YaHei" w:cs="Microsoft YaHei" w:eastAsia="Microsoft YaHei" w:hAnsi="Microsoft YaHei"/>
+                <w:b w:val="false"/>
+                <w:bCs w:val="false"/>
+                <w:sz w:val="18"/>
+                <w:szCs w:val="18"/>
+              </w:rPr>
+              <w:t xml:space="preserve">每个调模型的路径都过 server/schema.js 同一张表；缺字段即重试</w:t>
+            </w:r>
+          </w:p>
+        </w:tc>
+      </w:tr>
     </w:tbl>
     <w:p>
       <w:pPr>
@@ -20406,7 +20622,20 @@
           <w:sz w:val="22"/>
           <w:szCs w:val="22"/>
         </w:rPr>
-        <w:t xml:space="preserve">id, timestamp, model, scene, callType, agent, situation, options, operation, prompt{system,user}, rawResponse, response, appliedEffects, stateSnapshot, durationMs, source∈{GLM-5.1,MOCK_AI,FALLBACK}, attempt, requestId。</w:t>
+        <w:t xml:space="preserve">id, timestamp, model, scene, callType, agent, situation, options, operation, prompt{system,user}, rawResponse, response, appliedEffects, stateSnapshot, durationMs, source∈{GLM,ERROR}, contractOk（契约戳记：该响应是否满足必需字段）, attempt, requestId。</w:t>
+      </w:r>
+    </w:p>
+    <w:p>
+      <w:pPr>
+        <w:spacing w:after="100" w:line="290"/>
+      </w:pPr>
+      <w:r>
+        <w:rPr>
+          <w:rFonts w:ascii="Microsoft YaHei" w:cs="Microsoft YaHei" w:eastAsia="Microsoft YaHei" w:hAnsi="Microsoft YaHei"/>
+          <w:sz w:val="22"/>
+          <w:szCs w:val="22"/>
+        </w:rPr>
+        <w:t xml:space="preserve">source 只标「走的是真模型」，具体模型名看 model 字段；断网或重试用尽记 ERROR 并附原因，界面给「重试」键，不编造兜底文案。</w:t>
       </w:r>
     </w:p>
     <w:p>
@@ -20417,7 +20646,7 @@
         <w:rPr>
           <w:rFonts w:ascii="Microsoft YaHei" w:cs="Microsoft YaHei" w:eastAsia="Microsoft YaHei" w:hAnsi="Microsoft YaHei"/>
         </w:rPr>
-        <w:t xml:space="preserve">10.6 QA 脚本（每幕必过）</w:t>
+        <w:t xml:space="preserve">10.6 验收脚本（每轮必跑）</w:t>
       </w:r>
     </w:p>
     <w:p>
@@ -20435,7 +20664,7 @@
           <w:sz w:val="22"/>
           <w:szCs w:val="22"/>
         </w:rPr>
-        <w:t xml:space="preserve">npm run qa：Playwright 跑「过场点按 → 主热点 → 回响 → 对决 → 行军」最小路径。</w:t>
+        <w:t xml:space="preserve">全流程（真调）：`npm run test:e2e`（五幕通关 + 不重复结算断言，一次约 76 次调用）；`qa:sandbox` / `qa:regress` / `qa:failure` / `qa:av`。</w:t>
       </w:r>
     </w:p>
     <w:p>
@@ -20453,7 +20682,43 @@
           <w:sz w:val="22"/>
           <w:szCs w:val="22"/>
         </w:rPr>
-        <w:t xml:space="preserve">检查：无 pageerror；log count ≥ 预期；关键屏截图入 qa/。</w:t>
+        <w:t xml:space="preserve">局部（不烧 AI）：`npm run test:unit`（49 项）、`qa:smoke`、`qa:board`（玩法板 36 项）。</w:t>
+      </w:r>
+    </w:p>
+    <w:p>
+      <w:pPr>
+        <w:pStyle w:val="ListParagraph"/>
+        <w:numPr>
+          <w:ilvl w:val="0"/>
+          <w:numId w:val="2"/>
+        </w:numPr>
+        <w:spacing w:after="50"/>
+      </w:pPr>
+      <w:r>
+        <w:rPr>
+          <w:rFonts w:ascii="Microsoft YaHei" w:cs="Microsoft YaHei" w:eastAsia="Microsoft YaHei" w:hAnsi="Microsoft YaHei"/>
+          <w:sz w:val="22"/>
+          <w:szCs w:val="22"/>
+        </w:rPr>
+        <w:t xml:space="preserve">视觉守卫：`qa:tokens`（不许新增颜色/字体/圆角字面量）、`qa:frames`（页面只用模板与区块）、`qa:tone`（纸面面积 ≤35%）、`qa:motion`（五个标准动效真的挂上）。</w:t>
+      </w:r>
+    </w:p>
+    <w:p>
+      <w:pPr>
+        <w:pStyle w:val="ListParagraph"/>
+        <w:numPr>
+          <w:ilvl w:val="0"/>
+          <w:numId w:val="2"/>
+        </w:numPr>
+        <w:spacing w:after="50"/>
+      </w:pPr>
+      <w:r>
+        <w:rPr>
+          <w:rFonts w:ascii="Microsoft YaHei" w:cs="Microsoft YaHei" w:eastAsia="Microsoft YaHei" w:hAnsi="Microsoft YaHei"/>
+          <w:sz w:val="22"/>
+          <w:szCs w:val="22"/>
+        </w:rPr>
+        <w:t xml:space="preserve">文档守卫：`qa:handoff`（交接文档与代码契约一致）、`qa:audit`（日志 schema 审计）。</w:t>
       </w:r>
     </w:p>
     <w:p>
@@ -21485,6 +21750,19 @@
           <w:szCs w:val="22"/>
         </w:rPr>
         <w:t xml:space="preserve">生产：统一 prompt 前缀（§0.4）→ 裁水印 → 1280 宽 JPEG q82 → 标热点写 JSON。近景可 1024 宽以省体积。</w:t>
+      </w:r>
+    </w:p>
+    <w:p>
+      <w:pPr>
+        <w:spacing w:after="100" w:line="290"/>
+      </w:pPr>
+      <w:r>
+        <w:rPr>
+          <w:rFonts w:ascii="Microsoft YaHei" w:cs="Microsoft YaHei" w:eastAsia="Microsoft YaHei" w:hAnsi="Microsoft YaHei"/>
+          <w:sz w:val="22"/>
+          <w:szCs w:val="22"/>
+        </w:rPr>
+        <w:t xml:space="preserve">**实际落盘**：场景图 21 张、立绘 14 张、环境床 8 条、事件图 6 张，清单与用途见 changzheng/docs/ASSETS.md；新增图按约定命名落盘即生效（代码是探测式接入）。</w:t>
       </w:r>
     </w:p>
     <w:p>
@@ -22360,7 +22638,7 @@
         <w:rPr>
           <w:rFonts w:ascii="Microsoft YaHei" w:cs="Microsoft YaHei" w:eastAsia="Microsoft YaHei" w:hAnsi="Microsoft YaHei"/>
         </w:rPr>
-        <w:t xml:space="preserve">十二、开发排期（建议 4 周，含音频）</w:t>
+        <w:t xml:space="preserve">十二、开发排期（建议 4 周，含音频）— 已全部完成</w:t>
       </w:r>
     </w:p>
     <w:tbl>
@@ -22991,6 +23269,19 @@
         </w:tc>
       </w:tr>
     </w:tbl>
+    <w:p>
+      <w:pPr>
+        <w:spacing w:after="100" w:line="290"/>
+      </w:pPr>
+      <w:r>
+        <w:rPr>
+          <w:rFonts w:ascii="Microsoft YaHei" w:cs="Microsoft YaHei" w:eastAsia="Microsoft YaHei" w:hAnsi="Microsoft YaHei"/>
+          <w:sz w:val="22"/>
+          <w:szCs w:val="22"/>
+        </w:rPr>
+        <w:t xml:space="preserve">四周排期已完成（W4 的录屏留到路演前做）。此后进入**视觉收口**：纸墨设计系统（7 模板 + 区块 + 5 标准动效 + 守卫脚本）逐批打磨 25 个页面，批 1–4 已完成、批 5–6 待做，进度见 changzheng/docs/DESIGN-SYSTEM.md §五。</w:t>
+      </w:r>
+    </w:p>
     <w:p>
       <w:pPr>
         <w:pStyle w:val="Heading1"/>
@@ -23586,7 +23877,7 @@
           <w:sz w:val="22"/>
           <w:szCs w:val="22"/>
         </w:rPr>
-        <w:t xml:space="preserve">把 demo/ 升级为 changzheng/ 工程，按 W1 先打通「开场 + 湘江」，再横向复制全景模板。</w:t>
+        <w:t xml:space="preserve">（已完成）把演示样品升级为 changzheng/ 工程，按 W1 先打通「开场 + 湘江」，再横向复制全景模板。</w:t>
       </w:r>
     </w:p>
     <w:sectPr>

--- a/长征-抉择-设计方案.docx
+++ b/长征-抉择-设计方案.docx
@@ -7508,7 +7508,7 @@
           <w:sz w:val="22"/>
           <w:szCs w:val="22"/>
         </w:rPr>
-        <w:t xml:space="preserve">MOCK 模式：可选预录 3–5 句样音循环，或完全静音，保证无网可演示。</w:t>
+        <w:t xml:space="preserve">现场需联网：本项目**没有 MOCK 模式**，断网即 AI 内容全报错（source=ERROR + 界面「重试」键）；但音频本身永远不阻塞流程——放不出来就静默。风险预案（录制真实响应 + 按指纹回放）见 docs/OFFLINE-REPLAY.md，**尚未开发**。</w:t>
       </w:r>
     </w:p>
     <w:p>
@@ -8562,8 +8562,9 @@
 audio.playAmbient('camp'|'river'|'snow'|'night'|'none')  // crossfade 1s
 await audio.speak({ text, voiceId, actorId })  // 返回 Promise，可被 skip
 // 服务端 POST /api/tts
-{ text, voiceId, actorId } → { ok, url: '/audio/cache/xxx.wav', durationMs, source: 'TTS'|'MOCK'|'FAIL' }
-// 生成后写入 public/audio/cache/ 与 logs/ 同源时间戳，便于回放核对
+{ text, voiceId, actorId } → { ok, url: '/audio/cache/&lt;hash&gt;_&lt;voice&gt;.wav', source: 'CACHE' }
+                          | { ok: true, url: null, source: 'NONE', reason: 'no-cached-voice' }  // 没生成就静默降级
+// 缓存文件名 = sha1(voiceId|text) 前 16 位 + _ + voiceId；改台词要重跑 npm run tts:manifest
 </w:t>
       </w:r>
     </w:p>
@@ -23752,7 +23753,7 @@
                 <w:sz w:val="18"/>
                 <w:szCs w:val="18"/>
               </w:rPr>
-              <w:t xml:space="preserve">MOCK；FALLBACK；对话限长</w:t>
+              <w:t xml:space="preserve">「思考中」显示已等秒数；失败重试 2 次后记 source=ERROR 并在界面给原因与「重试」键；对话限长</w:t>
             </w:r>
           </w:p>
         </w:tc>

--- a/长征-抉择-设计方案.docx
+++ b/长征-抉择-设计方案.docx
@@ -19857,6 +19857,107 @@
   tests/                # unit / e2e（Playwright）/ manual（体检脚本）
   docs/                 # 交接、架构、QA、设计系统、交付
 </w:t>
+      </w:r>
+    </w:p>
+    <w:p>
+      <w:pPr>
+        <w:pStyle w:val="Heading2"/>
+      </w:pPr>
+      <w:r>
+        <w:rPr>
+          <w:rFonts w:ascii="Microsoft YaHei" w:cs="Microsoft YaHei" w:eastAsia="Microsoft YaHei" w:hAnsi="Microsoft YaHei"/>
+        </w:rPr>
+        <w:t xml:space="preserve">10.2.5 前端架构：内核 + 事件总线 + IP 模块（SoC 思路）</w:t>
+      </w:r>
+    </w:p>
+    <w:p>
+      <w:pPr>
+        <w:pStyle w:val="ListParagraph"/>
+        <w:numPr>
+          <w:ilvl w:val="0"/>
+          <w:numId w:val="2"/>
+        </w:numPr>
+        <w:spacing w:after="50"/>
+      </w:pPr>
+      <w:r>
+        <w:rPr>
+          <w:rFonts w:ascii="Microsoft YaHei" w:cs="Microsoft YaHei" w:eastAsia="Microsoft YaHei" w:hAnsi="Microsoft YaHei"/>
+          <w:sz w:val="22"/>
+          <w:szCs w:val="22"/>
+        </w:rPr>
+        <w:t xml:space="preserve">模块之间**不直接调用**：通知/命令走事件总线，跨模块只读取数走只读快照，需要别人接口时走 kernel.api()。</w:t>
+      </w:r>
+    </w:p>
+    <w:p>
+      <w:pPr>
+        <w:pStyle w:val="ListParagraph"/>
+        <w:numPr>
+          <w:ilvl w:val="0"/>
+          <w:numId w:val="2"/>
+        </w:numPr>
+        <w:spacing w:after="50"/>
+      </w:pPr>
+      <w:r>
+        <w:rPr>
+          <w:rFonts w:ascii="Microsoft YaHei" w:cs="Microsoft YaHei" w:eastAsia="Microsoft YaHei" w:hAnsi="Microsoft YaHei"/>
+          <w:sz w:val="22"/>
+          <w:szCs w:val="22"/>
+        </w:rPr>
+        <w:t xml:space="preserve">**模块集合不写死**：新增模块 = 写一个描述符 + 在模块清单里登记一行；内核与其它模块的文件都不用改。</w:t>
+      </w:r>
+    </w:p>
+    <w:p>
+      <w:pPr>
+        <w:pStyle w:val="ListParagraph"/>
+        <w:numPr>
+          <w:ilvl w:val="0"/>
+          <w:numId w:val="2"/>
+        </w:numPr>
+        <w:spacing w:after="50"/>
+      </w:pPr>
+      <w:r>
+        <w:rPr>
+          <w:rFonts w:ascii="Microsoft YaHei" w:cs="Microsoft YaHei" w:eastAsia="Microsoft YaHei" w:hAnsi="Microsoft YaHei"/>
+          <w:sz w:val="22"/>
+          <w:szCs w:val="22"/>
+        </w:rPr>
+        <w:t xml:space="preserve">四条规矩由脚本强制（qa:bus）：模块间不许 import、订阅只写在模块描述符里、事件名先登记、模块必须在清单里。</w:t>
+      </w:r>
+    </w:p>
+    <w:p>
+      <w:pPr>
+        <w:pStyle w:val="ListParagraph"/>
+        <w:numPr>
+          <w:ilvl w:val="0"/>
+          <w:numId w:val="2"/>
+        </w:numPr>
+        <w:spacing w:after="50"/>
+      </w:pPr>
+      <w:r>
+        <w:rPr>
+          <w:rFonts w:ascii="Microsoft YaHei" w:cs="Microsoft YaHei" w:eastAsia="Microsoft YaHei" w:hAnsi="Microsoft YaHei"/>
+          <w:sz w:val="22"/>
+          <w:szCs w:val="22"/>
+        </w:rPr>
+        <w:t xml:space="preserve">内核自带诊断（事件流黑匣子），可导出 JSONL——一次动作如何驱动多个模块，答辩时是可以演示的。</w:t>
+      </w:r>
+    </w:p>
+    <w:p>
+      <w:pPr>
+        <w:pStyle w:val="ListParagraph"/>
+        <w:numPr>
+          <w:ilvl w:val="0"/>
+          <w:numId w:val="2"/>
+        </w:numPr>
+        <w:spacing w:after="50"/>
+      </w:pPr>
+      <w:r>
+        <w:rPr>
+          <w:rFonts w:ascii="Microsoft YaHei" w:cs="Microsoft YaHei" w:eastAsia="Microsoft YaHei" w:hAnsi="Microsoft YaHei"/>
+          <w:sz w:val="22"/>
+          <w:szCs w:val="22"/>
+        </w:rPr>
+        <w:t xml:space="preserve">新增交互玩法（小游戏）= 复制一个模板文件 + 填 id/题名/数值签/可操作项；宿主自动开屏、写板头、声明自动化契约。</w:t>
       </w:r>
     </w:p>
     <w:p>

--- a/长征-抉择-设计方案.docx
+++ b/长征-抉择-设计方案.docx
@@ -701,7 +701,7 @@
                 <w:sz w:val="18"/>
                 <w:szCs w:val="18"/>
               </w:rPr>
-              <w:t xml:space="preserve">体力 75 / 粮食 6 / 士气 60 / 信念 65 / 民心 40</w:t>
+              <w:t xml:space="preserve">体力 72 / 粮食 5 / 士气 62 / 信念 58 / 民心 48</w:t>
             </w:r>
           </w:p>
         </w:tc>
@@ -764,7 +764,7 @@
                 <w:sz w:val="18"/>
                 <w:szCs w:val="18"/>
               </w:rPr>
-              <w:t xml:space="preserve">老班长 35、指导员 40、红小鬼 30、卫生员 30、老乡 20</w:t>
+              <w:t xml:space="preserve">老班长 40、指导员 42、红小鬼 38、卫生员 36、老乡 28</w:t>
             </w:r>
           </w:p>
         </w:tc>
@@ -22017,7 +22017,7 @@
                 <w:sz w:val="18"/>
                 <w:szCs w:val="18"/>
               </w:rPr>
-              <w:t xml:space="preserve">老班长、指导员、红小鬼、卫生员（已具备）</w:t>
+              <w:t xml:space="preserve">老班长、指导员、红小鬼、卫生员、老乡（五人，已具备）</w:t>
             </w:r>
           </w:p>
         </w:tc>

--- a/长征-抉择-设计方案.docx
+++ b/长征-抉择-设计方案.docx
@@ -19842,7 +19842,6 @@
   server/
     index.js            # 路由 + 静态 + gzip
     ai.js               # VN 侧：提示词 / 真调 / 重试 / 契约校验
-    sim.js              # 沙盘侧世界裁判
     schema.js           # 响应契约唯一真源（REQUIRED）
     logger.js           # JSONL 落库（按日文件 + 会话镜像 + 契约戳记）
     balance.js config.js
@@ -19850,9 +19849,7 @@
     index.html          # 18 个屏：标题/怎么玩/设置/过场/营地/舞台/玩法板/…
     css/                # fonts → tokens → base → framework（模板+区块）→ components
     js/                 # main.js（状态机）step.js（交互契约）minigames.js（8 玩法）
-                        # sandbox.js / ui.js / state.js / audio.js / data.js / origin.js
     assets/scenes|characters|events/    fonts/    audio/{ambient,sfx,cache,reactions}/
-  data/                 # acts.json facts.json sim-visuals.json tts-lines.json
   logs/                 # 入库样本 sample-full-run.jsonl + 运行时按日日志（不入库）
   tests/                # unit / e2e（Playwright）/ manual（体检脚本）
   docs/                 # 交接、架构、QA、设计系统、交付
@@ -20749,24 +20746,6 @@
           <w:rFonts w:ascii="Microsoft YaHei" w:cs="Microsoft YaHei" w:eastAsia="Microsoft YaHei" w:hAnsi="Microsoft YaHei"/>
         </w:rPr>
         <w:t xml:space="preserve">10.6 验收脚本（每轮必跑）</w:t>
-      </w:r>
-    </w:p>
-    <w:p>
-      <w:pPr>
-        <w:pStyle w:val="ListParagraph"/>
-        <w:numPr>
-          <w:ilvl w:val="0"/>
-          <w:numId w:val="2"/>
-        </w:numPr>
-        <w:spacing w:after="50"/>
-      </w:pPr>
-      <w:r>
-        <w:rPr>
-          <w:rFonts w:ascii="Microsoft YaHei" w:cs="Microsoft YaHei" w:eastAsia="Microsoft YaHei" w:hAnsi="Microsoft YaHei"/>
-          <w:sz w:val="22"/>
-          <w:szCs w:val="22"/>
-        </w:rPr>
-        <w:t xml:space="preserve">全流程（真调）：`npm run test:e2e`（五幕通关 + 不重复结算断言，一次约 76 次调用）；`qa:sandbox` / `qa:regress` / `qa:failure` / `qa:av`。</w:t>
       </w:r>
     </w:p>
     <w:p>

--- a/长征-抉择-设计方案.docx
+++ b/长征-抉择-设计方案.docx
@@ -938,7 +938,25 @@
           <w:sz w:val="22"/>
           <w:szCs w:val="22"/>
         </w:rPr>
-        <w:t xml:space="preserve">过场：点按推进（点一下补全文 / 再点下一句）；可跳过。</w:t>
+        <w:t xml:space="preserve">过场：点按推进（点一下补全文 / 再点下一句）；可跳过。有配音的一拍**等这句念完再走**，没有音频也不受影响（红线：任何音频都不许阻塞流程）。</w:t>
+      </w:r>
+    </w:p>
+    <w:p>
+      <w:pPr>
+        <w:pStyle w:val="ListParagraph"/>
+        <w:numPr>
+          <w:ilvl w:val="0"/>
+          <w:numId w:val="2"/>
+        </w:numPr>
+        <w:spacing w:after="50"/>
+      </w:pPr>
+      <w:r>
+        <w:rPr>
+          <w:rFonts w:ascii="Microsoft YaHei" w:cs="Microsoft YaHei" w:eastAsia="Microsoft YaHei" w:hAnsi="Microsoft YaHei"/>
+          <w:sz w:val="22"/>
+          <w:szCs w:val="22"/>
+        </w:rPr>
+        <w:t xml:space="preserve">电影化三处共用一套拍子：序章（题字 → 路线图 → 告别）、每幕幕间（路线图点亮本幕 + 本幕空镜 + 幕名与两句总评）、终章升华（会宁空镜 → 诗八句逐字 → 钤印落款）。全片不出现视频，只有静帧 + 字幕 + 音频。</w:t>
       </w:r>
     </w:p>
     <w:p>
@@ -9516,6 +9534,19 @@
         <w:t xml:space="preserve">3.2 流程（线性，无行动点）</w:t>
       </w:r>
     </w:p>
+    <w:p>
+      <w:pPr>
+        <w:spacing w:after="100" w:line="290"/>
+      </w:pPr>
+      <w:r>
+        <w:rPr>
+          <w:rFonts w:ascii="Microsoft YaHei" w:cs="Microsoft YaHei" w:eastAsia="Microsoft YaHei" w:hAnsi="Microsoft YaHei"/>
+          <w:sz w:val="22"/>
+          <w:szCs w:val="22"/>
+        </w:rPr>
+        <w:t xml:space="preserve">开场是一段可跳过的序章，由与其他两处（幕间过渡、终章升华）**共用的「拍子」播放器**演出：题字 / 路线图 / 空镜 / 诗 / 钤印五种镜头、一套节奏；自动播 + 点按推进 + 可跳过，系统开了「减少动效」时位移类关闭、字幕整段直显（音频照播）。</w:t>
+      </w:r>
+    </w:p>
     <w:tbl>
       <w:tblPr>
         <w:tblW w:type="dxa" w:w="9360"/>
@@ -9717,7 +9748,7 @@
                 <w:sz w:val="18"/>
                 <w:szCs w:val="18"/>
               </w:rPr>
-              <w:t xml:space="preserve">黑场字幕：1934 年 10 月，于都河</w:t>
+              <w:t xml:space="preserve">黑场题字：于都河 · 一九三四年十月（八万六千人，八个渡口）</w:t>
             </w:r>
           </w:p>
         </w:tc>
@@ -9746,7 +9777,7 @@
                 <w:sz w:val="18"/>
                 <w:szCs w:val="18"/>
               </w:rPr>
-              <w:t xml:space="preserve">点按</w:t>
+              <w:t xml:space="preserve">自动 + 点按</w:t>
             </w:r>
           </w:p>
         </w:tc>
@@ -9809,6 +9840,127 @@
                 <w:sz w:val="18"/>
                 <w:szCs w:val="18"/>
               </w:rPr>
+              <w:t xml:space="preserve">S1b</w:t>
+            </w:r>
+          </w:p>
+        </w:tc>
+        <w:tc>
+          <w:tcPr>
+            <w:tcW w:type="dxa" w:w="3600"/>
+            <w:tcBorders>
+              <w:top w:val="single" w:color="C4B8A0" w:sz="1"/>
+              <w:left w:val="single" w:color="C4B8A0" w:sz="1"/>
+              <w:bottom w:val="single" w:color="C4B8A0" w:sz="1"/>
+              <w:right w:val="single" w:color="C4B8A0" w:sz="1"/>
+            </w:tcBorders>
+            <w:tcMar>
+              <w:top w:type="dxa" w:w="90"/>
+              <w:left w:type="dxa" w:w="120"/>
+              <w:bottom w:type="dxa" w:w="90"/>
+              <w:right w:type="dxa" w:w="120"/>
+            </w:tcMar>
+          </w:tcPr>
+          <w:p>
+            <w:r>
+              <w:rPr>
+                <w:rFonts w:ascii="Microsoft YaHei" w:cs="Microsoft YaHei" w:eastAsia="Microsoft YaHei" w:hAnsi="Microsoft YaHei"/>
+                <w:b w:val="false"/>
+                <w:bCs w:val="false"/>
+                <w:sz w:val="18"/>
+                <w:szCs w:val="18"/>
+              </w:rPr>
+              <w:t xml:space="preserve">路线图：六站行程逐节点亮（于都河 → 会宁）</w:t>
+            </w:r>
+          </w:p>
+        </w:tc>
+        <w:tc>
+          <w:tcPr>
+            <w:tcW w:type="dxa" w:w="2400"/>
+            <w:tcBorders>
+              <w:top w:val="single" w:color="C4B8A0" w:sz="1"/>
+              <w:left w:val="single" w:color="C4B8A0" w:sz="1"/>
+              <w:bottom w:val="single" w:color="C4B8A0" w:sz="1"/>
+              <w:right w:val="single" w:color="C4B8A0" w:sz="1"/>
+            </w:tcBorders>
+            <w:tcMar>
+              <w:top w:type="dxa" w:w="90"/>
+              <w:left w:type="dxa" w:w="120"/>
+              <w:bottom w:type="dxa" w:w="90"/>
+              <w:right w:type="dxa" w:w="120"/>
+            </w:tcMar>
+          </w:tcPr>
+          <w:p>
+            <w:r>
+              <w:rPr>
+                <w:rFonts w:ascii="Microsoft YaHei" w:cs="Microsoft YaHei" w:eastAsia="Microsoft YaHei" w:hAnsi="Microsoft YaHei"/>
+                <w:b w:val="false"/>
+                <w:bCs w:val="false"/>
+                <w:sz w:val="18"/>
+                <w:szCs w:val="18"/>
+              </w:rPr>
+              <w:t xml:space="preserve">自动 + 点按</w:t>
+            </w:r>
+          </w:p>
+        </w:tc>
+        <w:tc>
+          <w:tcPr>
+            <w:tcW w:type="dxa" w:w="2360"/>
+            <w:tcBorders>
+              <w:top w:val="single" w:color="C4B8A0" w:sz="1"/>
+              <w:left w:val="single" w:color="C4B8A0" w:sz="1"/>
+              <w:bottom w:val="single" w:color="C4B8A0" w:sz="1"/>
+              <w:right w:val="single" w:color="C4B8A0" w:sz="1"/>
+            </w:tcBorders>
+            <w:tcMar>
+              <w:top w:type="dxa" w:w="90"/>
+              <w:left w:type="dxa" w:w="120"/>
+              <w:bottom w:type="dxa" w:w="90"/>
+              <w:right w:type="dxa" w:w="120"/>
+            </w:tcMar>
+          </w:tcPr>
+          <w:p>
+            <w:r>
+              <w:rPr>
+                <w:rFonts w:ascii="Microsoft YaHei" w:cs="Microsoft YaHei" w:eastAsia="Microsoft YaHei" w:hAnsi="Microsoft YaHei"/>
+                <w:b w:val="false"/>
+                <w:bCs w:val="false"/>
+                <w:sz w:val="18"/>
+                <w:szCs w:val="18"/>
+              </w:rPr>
+              <w:t xml:space="preserve">无</w:t>
+            </w:r>
+          </w:p>
+        </w:tc>
+      </w:tr>
+      <w:tr>
+        <w:trPr>
+          <w:tblHeader w:val="false"/>
+        </w:trPr>
+        <w:tc>
+          <w:tcPr>
+            <w:tcW w:type="dxa" w:w="1000"/>
+            <w:tcBorders>
+              <w:top w:val="single" w:color="C4B8A0" w:sz="1"/>
+              <w:left w:val="single" w:color="C4B8A0" w:sz="1"/>
+              <w:bottom w:val="single" w:color="C4B8A0" w:sz="1"/>
+              <w:right w:val="single" w:color="C4B8A0" w:sz="1"/>
+            </w:tcBorders>
+            <w:tcMar>
+              <w:top w:type="dxa" w:w="90"/>
+              <w:left w:type="dxa" w:w="120"/>
+              <w:bottom w:type="dxa" w:w="90"/>
+              <w:right w:type="dxa" w:w="120"/>
+            </w:tcMar>
+          </w:tcPr>
+          <w:p>
+            <w:r>
+              <w:rPr>
+                <w:rFonts w:ascii="Microsoft YaHei" w:cs="Microsoft YaHei" w:eastAsia="Microsoft YaHei" w:hAnsi="Microsoft YaHei"/>
+                <w:b w:val="false"/>
+                <w:bCs w:val="false"/>
+                <w:sz w:val="18"/>
+                <w:szCs w:val="18"/>
+              </w:rPr>
               <w:t xml:space="preserve">S2</w:t>
             </w:r>
           </w:p>
@@ -9897,6 +10049,127 @@
                 <w:szCs w:val="18"/>
               </w:rPr>
               <w:t xml:space="preserve">无（本地改属性）</w:t>
+            </w:r>
+          </w:p>
+        </w:tc>
+      </w:tr>
+      <w:tr>
+        <w:trPr>
+          <w:tblHeader w:val="false"/>
+        </w:trPr>
+        <w:tc>
+          <w:tcPr>
+            <w:tcW w:type="dxa" w:w="1000"/>
+            <w:tcBorders>
+              <w:top w:val="single" w:color="C4B8A0" w:sz="1"/>
+              <w:left w:val="single" w:color="C4B8A0" w:sz="1"/>
+              <w:bottom w:val="single" w:color="C4B8A0" w:sz="1"/>
+              <w:right w:val="single" w:color="C4B8A0" w:sz="1"/>
+            </w:tcBorders>
+            <w:tcMar>
+              <w:top w:type="dxa" w:w="90"/>
+              <w:left w:type="dxa" w:w="120"/>
+              <w:bottom w:type="dxa" w:w="90"/>
+              <w:right w:type="dxa" w:w="120"/>
+            </w:tcMar>
+          </w:tcPr>
+          <w:p>
+            <w:r>
+              <w:rPr>
+                <w:rFonts w:ascii="Microsoft YaHei" w:cs="Microsoft YaHei" w:eastAsia="Microsoft YaHei" w:hAnsi="Microsoft YaHei"/>
+                <w:b w:val="false"/>
+                <w:bCs w:val="false"/>
+                <w:sz w:val="18"/>
+                <w:szCs w:val="18"/>
+              </w:rPr>
+              <w:t xml:space="preserve">S2b</w:t>
+            </w:r>
+          </w:p>
+        </w:tc>
+        <w:tc>
+          <w:tcPr>
+            <w:tcW w:type="dxa" w:w="3600"/>
+            <w:tcBorders>
+              <w:top w:val="single" w:color="C4B8A0" w:sz="1"/>
+              <w:left w:val="single" w:color="C4B8A0" w:sz="1"/>
+              <w:bottom w:val="single" w:color="C4B8A0" w:sz="1"/>
+              <w:right w:val="single" w:color="C4B8A0" w:sz="1"/>
+            </w:tcBorders>
+            <w:tcMar>
+              <w:top w:type="dxa" w:w="90"/>
+              <w:left w:type="dxa" w:w="120"/>
+              <w:bottom w:type="dxa" w:w="90"/>
+              <w:right w:type="dxa" w:w="120"/>
+            </w:tcMar>
+          </w:tcPr>
+          <w:p>
+            <w:r>
+              <w:rPr>
+                <w:rFonts w:ascii="Microsoft YaHei" w:cs="Microsoft YaHei" w:eastAsia="Microsoft YaHei" w:hAnsi="Microsoft YaHei"/>
+                <w:b w:val="false"/>
+                <w:bCs w:val="false"/>
+                <w:sz w:val="18"/>
+                <w:szCs w:val="18"/>
+              </w:rPr>
+              <w:t xml:space="preserve">告别空镜两拍：母亲一句、旁白一句（预录台词）</w:t>
+            </w:r>
+          </w:p>
+        </w:tc>
+        <w:tc>
+          <w:tcPr>
+            <w:tcW w:type="dxa" w:w="2400"/>
+            <w:tcBorders>
+              <w:top w:val="single" w:color="C4B8A0" w:sz="1"/>
+              <w:left w:val="single" w:color="C4B8A0" w:sz="1"/>
+              <w:bottom w:val="single" w:color="C4B8A0" w:sz="1"/>
+              <w:right w:val="single" w:color="C4B8A0" w:sz="1"/>
+            </w:tcBorders>
+            <w:tcMar>
+              <w:top w:type="dxa" w:w="90"/>
+              <w:left w:type="dxa" w:w="120"/>
+              <w:bottom w:type="dxa" w:w="90"/>
+              <w:right w:type="dxa" w:w="120"/>
+            </w:tcMar>
+          </w:tcPr>
+          <w:p>
+            <w:r>
+              <w:rPr>
+                <w:rFonts w:ascii="Microsoft YaHei" w:cs="Microsoft YaHei" w:eastAsia="Microsoft YaHei" w:hAnsi="Microsoft YaHei"/>
+                <w:b w:val="false"/>
+                <w:bCs w:val="false"/>
+                <w:sz w:val="18"/>
+                <w:szCs w:val="18"/>
+              </w:rPr>
+              <w:t xml:space="preserve">自动 + 点按</w:t>
+            </w:r>
+          </w:p>
+        </w:tc>
+        <w:tc>
+          <w:tcPr>
+            <w:tcW w:type="dxa" w:w="2360"/>
+            <w:tcBorders>
+              <w:top w:val="single" w:color="C4B8A0" w:sz="1"/>
+              <w:left w:val="single" w:color="C4B8A0" w:sz="1"/>
+              <w:bottom w:val="single" w:color="C4B8A0" w:sz="1"/>
+              <w:right w:val="single" w:color="C4B8A0" w:sz="1"/>
+            </w:tcBorders>
+            <w:tcMar>
+              <w:top w:type="dxa" w:w="90"/>
+              <w:left w:type="dxa" w:w="120"/>
+              <w:bottom w:type="dxa" w:w="90"/>
+              <w:right w:type="dxa" w:w="120"/>
+            </w:tcMar>
+          </w:tcPr>
+          <w:p>
+            <w:r>
+              <w:rPr>
+                <w:rFonts w:ascii="Microsoft YaHei" w:cs="Microsoft YaHei" w:eastAsia="Microsoft YaHei" w:hAnsi="Microsoft YaHei"/>
+                <w:b w:val="false"/>
+                <w:bCs w:val="false"/>
+                <w:sz w:val="18"/>
+                <w:szCs w:val="18"/>
+              </w:rPr>
+              <w:t xml:space="preserve">无</w:t>
             </w:r>
           </w:p>
         </w:tc>

--- a/长征-抉择-设计方案.docx
+++ b/长征-抉择-设计方案.docx
@@ -956,7 +956,7 @@
           <w:sz w:val="22"/>
           <w:szCs w:val="22"/>
         </w:rPr>
-        <w:t xml:space="preserve">电影化三处共用一套拍子：序章（题字 → 路线图 → 告别）、每幕幕间（路线图点亮本幕 + 本幕空镜 + 幕名与两句总评）、终章升华（会宁空镜 → 诗八句逐字 → 钤印落款）。全片不出现视频，只有静帧 + 字幕 + 音频。</w:t>
+        <w:t xml:space="preserve">电影化三处共用一套拍子：序章（题字 → 路线图 → 告别）、每幕幕间（回望：地图点亮已走过的每一段 + 上一幕总评两句 → 本幕空镜 → 本幕题字）、终章升华（会宁空镜 → 诗八句逐字 → 钤印落款）。全片不出现视频，只有静帧 + 字幕 + 音频。</w:t>
       </w:r>
     </w:p>
     <w:p>
